--- a/docs/manual/가입-로그인-매뉴얼-초안1.docx
+++ b/docs/manual/가입-로그인-매뉴얼-초안1.docx
@@ -1882,7 +1882,7 @@
           <w:sz w:val="18"/>
           <w:szCs w:val="18"/>
         </w:rPr>
-        <w:t xml:space="preserve">그림 7 — 제출 완료. "플랫폼 운영팀이 사업자등록증을 대조한 뒤 승인 결과를 안내합니다"</w:t>
+        <w:t xml:space="preserve">그림 7 — 제출 완료. 승인되면 "행정 승인" 상태가 바뀝니다(캡처는 이전 문구)</w:t>
       </w:r>
     </w:p>
     <w:p>
@@ -1934,7 +1934,7 @@
           <w:sz w:val="22"/>
           <w:szCs w:val="22"/>
         </w:rPr>
-        <w:t xml:space="preserve">승인 결과 안내는 알림톡으로 보내도록 되어 있지만, 알림톡은 카카오 채널 개설 후에 제공됩니다. 그전에는 대시보드에서 직접 확인하세요.</w:t>
+        <w:t xml:space="preserve">승인 결과는 [설정]의 "승인 상태" 표(행정 승인)와 대시보드 안내로 확인합니다. 알림톡 안내는 카카오 채널 개설 후에 제공될 예정입니다.</w:t>
       </w:r>
     </w:p>
     <w:p>
